--- a/Connected/WordDocs/Empty.docx
+++ b/Connected/WordDocs/Empty.docx
@@ -1,8 +1,8 @@
 
 <file path=word/document.xml><?xml version="1.0" encoding="utf-8"?>
-<w:document xmlns:ns1="http://schemas.microsoft.com/office/word/2010/wordml" xmlns:w="http://schemas.openxmlformats.org/wordprocessingml/2006/main">
+<w:document xmlns:mc="http://schemas.openxmlformats.org/markup-compatibility/2006" xmlns:o="urn:schemas-microsoft-com:office:office" xmlns:r="http://schemas.openxmlformats.org/officeDocument/2006/relationships" xmlns:m="http://schemas.openxmlformats.org/officeDocument/2006/math" xmlns:v="urn:schemas-microsoft-com:vml" xmlns:wp="http://schemas.openxmlformats.org/drawingml/2006/wordprocessingDrawing" xmlns:w10="urn:schemas-microsoft-com:office:word" xmlns:w="http://schemas.openxmlformats.org/wordprocessingml/2006/main" xmlns:wne="http://schemas.microsoft.com/office/word/2006/wordml" xmlns:sl="http://schemas.openxmlformats.org/schemaLibrary/2006/main" xmlns:a="http://schemas.openxmlformats.org/drawingml/2006/main" xmlns:pic="http://schemas.openxmlformats.org/drawingml/2006/picture" xmlns:c="http://schemas.openxmlformats.org/drawingml/2006/chart" xmlns:lc="http://schemas.openxmlformats.org/drawingml/2006/lockedCanvas" xmlns:dgm="http://schemas.openxmlformats.org/drawingml/2006/diagram" xmlns:wps="http://schemas.microsoft.com/office/word/2010/wordprocessingShape" xmlns:wpg="http://schemas.microsoft.com/office/word/2010/wordprocessingGroup" xmlns:w14="http://schemas.microsoft.com/office/word/2010/wordml" xmlns:w15="http://schemas.microsoft.com/office/word/2012/wordml" xmlns:w16="http://schemas.microsoft.com/office/word/2018/wordml" xmlns:w16cex="http://schemas.microsoft.com/office/word/2018/wordml/cex" xmlns:w16cid="http://schemas.microsoft.com/office/word/2016/wordml/cid" xmlns="http://schemas.microsoft.com/office/tasks/2019/documenttasks" xmlns:cr="http://schemas.microsoft.com/office/comments/2020/reactions">
   <w:body>
-    <w:p ns1:paraId="000000E3">
+    <w:p>
       <w:pPr>
         <w:jc w:val="center"/>
         <w:rPr/>
@@ -21,7 +21,7 @@
         </w:rPr>
       </w:r>
     </w:p>
-    <w:p ns1:paraId="000000E4">
+    <w:p>
       <w:pPr>
         <w:jc w:val="center"/>
         <w:rPr/>
@@ -32,28 +32,28 @@
         </w:rPr>
       </w:r>
     </w:p>
-    <w:p ns1:paraId="000000E5">
-      <w:pPr>
-        <w:rPr/>
-      </w:pPr>
-      <w:r>
-        <w:rPr>
-          <w:rtl w:val="0"/>
-        </w:rPr>
-        <w:t xml:space="preserve">  Leo was alone. This was longer than he had ever gone without her, and now he didn't even have Astrid to console him. A little over a week earlier this kitchen would be full of laughter. Rotating movie nights in the living room, very rarely guest starring Cale.</w:t>
-      </w:r>
-    </w:p>
-    <w:p ns1:paraId="000000E6">
-      <w:pPr>
-        <w:rPr/>
-      </w:pPr>
-      <w:r>
-        <w:rPr>
-          <w:rtl w:val="0"/>
-        </w:rPr>
-      </w:r>
-    </w:p>
-    <w:p ns1:paraId="000000E7">
+    <w:p>
+      <w:pPr>
+        <w:rPr/>
+      </w:pPr>
+      <w:r>
+        <w:rPr>
+          <w:rtl w:val="0"/>
+        </w:rPr>
+        <w:t xml:space="preserve">  Leo was alone. May still hadn't returned, and Astrid had more or less moved in with Cale. Slightly longer than a week earlier this kitchen was  full of laughter. Rotating movie nights in the living room, very rarely guest starring Cale.</w:t>
+      </w:r>
+    </w:p>
+    <w:p>
+      <w:pPr>
+        <w:rPr/>
+      </w:pPr>
+      <w:r>
+        <w:rPr>
+          <w:rtl w:val="0"/>
+        </w:rPr>
+      </w:r>
+    </w:p>
+    <w:p>
       <w:pPr>
         <w:rPr/>
       </w:pPr>
@@ -64,17 +64,17 @@
         <w:t xml:space="preserve">  The bed felt colder. The silence at night, her missing snoring, woke him up often in a cold sweat. The entire house felt haunted by spirits of what once was. It had all changed so fast.</w:t>
       </w:r>
     </w:p>
-    <w:p ns1:paraId="000000E8">
-      <w:pPr>
-        <w:rPr/>
-      </w:pPr>
-      <w:r>
-        <w:rPr>
-          <w:rtl w:val="0"/>
-        </w:rPr>
-      </w:r>
-    </w:p>
-    <w:p ns1:paraId="000000E9">
+    <w:p>
+      <w:pPr>
+        <w:rPr/>
+      </w:pPr>
+      <w:r>
+        <w:rPr>
+          <w:rtl w:val="0"/>
+        </w:rPr>
+      </w:r>
+    </w:p>
+    <w:p>
       <w:pPr>
         <w:rPr/>
       </w:pPr>
@@ -85,38 +85,38 @@
         <w:t xml:space="preserve">  Astrid finally had stopped by to pick up both her and May’s stuff. Leo had boxed up all of it for them, what else would he do with his time? He put them into this mess, he might as well do what he could to smooth it out. May had never gone as far as to move out before… maybe this was finally it.</w:t>
       </w:r>
     </w:p>
-    <w:p ns1:paraId="000000EA">
-      <w:pPr>
-        <w:rPr/>
-      </w:pPr>
-      <w:r>
-        <w:rPr>
-          <w:rtl w:val="0"/>
-        </w:rPr>
-      </w:r>
-    </w:p>
-    <w:p ns1:paraId="000000EB">
-      <w:pPr>
-        <w:rPr/>
-      </w:pPr>
-      <w:r>
-        <w:rPr>
-          <w:rtl w:val="0"/>
-        </w:rPr>
-        <w:t xml:space="preserve">  Astrid stopped by the door before leaving, looking back into the living room. Leo would need to move back into their parents house, they both knew it. He couldn't afford the cost of the mortgage alone. So to Astrid, who was leaving the country in a few days, this was possibly the last time she would ever see the place.</w:t>
-      </w:r>
-    </w:p>
-    <w:p ns1:paraId="000000EC">
-      <w:pPr>
-        <w:rPr/>
-      </w:pPr>
-      <w:r>
-        <w:rPr>
-          <w:rtl w:val="0"/>
-        </w:rPr>
-      </w:r>
-    </w:p>
-    <w:p ns1:paraId="000000ED">
+    <w:p>
+      <w:pPr>
+        <w:rPr/>
+      </w:pPr>
+      <w:r>
+        <w:rPr>
+          <w:rtl w:val="0"/>
+        </w:rPr>
+      </w:r>
+    </w:p>
+    <w:p>
+      <w:pPr>
+        <w:rPr/>
+      </w:pPr>
+      <w:r>
+        <w:rPr>
+          <w:rtl w:val="0"/>
+        </w:rPr>
+        <w:t xml:space="preserve">  Astrid stopped by the door before leaving, looking back into the living room. Leo would need to move back into their parents house, they both knew it. He couldn't afford the cost of the mortgage alone. So to Astrid, who was leaving the country in a few days, this was possibly the last time she would ever see the house.</w:t>
+      </w:r>
+    </w:p>
+    <w:p>
+      <w:pPr>
+        <w:rPr/>
+      </w:pPr>
+      <w:r>
+        <w:rPr>
+          <w:rtl w:val="0"/>
+        </w:rPr>
+      </w:r>
+    </w:p>
+    <w:p>
       <w:pPr>
         <w:rPr/>
       </w:pPr>
@@ -127,38 +127,38 @@
         <w:t xml:space="preserve">  Leo stood off to the side, staring past her to the packed car out the window. “Leo, I'm so sorry.” She took a few steps forward but he took a step back.</w:t>
       </w:r>
     </w:p>
-    <w:p ns1:paraId="000000EE">
-      <w:pPr>
-        <w:rPr/>
-      </w:pPr>
-      <w:r>
-        <w:rPr>
-          <w:rtl w:val="0"/>
-        </w:rPr>
-      </w:r>
-    </w:p>
-    <w:p ns1:paraId="000000EF">
-      <w:pPr>
-        <w:rPr/>
-      </w:pPr>
-      <w:r>
-        <w:rPr>
-          <w:rtl w:val="0"/>
-        </w:rPr>
-        <w:t xml:space="preserve">  “I did it myself. All of it. It's my fault. I got you and Cale back together, I pushed May away. I bought a damn house I can't afford. So don't apologize.”</w:t>
-      </w:r>
-    </w:p>
-    <w:p ns1:paraId="000000F0">
-      <w:pPr>
-        <w:rPr/>
-      </w:pPr>
-      <w:r>
-        <w:rPr>
-          <w:rtl w:val="0"/>
-        </w:rPr>
-      </w:r>
-    </w:p>
-    <w:p ns1:paraId="000000F1">
+    <w:p>
+      <w:pPr>
+        <w:rPr/>
+      </w:pPr>
+      <w:r>
+        <w:rPr>
+          <w:rtl w:val="0"/>
+        </w:rPr>
+      </w:r>
+    </w:p>
+    <w:p>
+      <w:pPr>
+        <w:rPr/>
+      </w:pPr>
+      <w:r>
+        <w:rPr>
+          <w:rtl w:val="0"/>
+        </w:rPr>
+        <w:t xml:space="preserve">  “I did it myself. All of it. It's my fault. I got you and Cale back together, I pushed May away. I bought a fucking house I can't afford. So don't apologize.”</w:t>
+      </w:r>
+    </w:p>
+    <w:p>
+      <w:pPr>
+        <w:rPr/>
+      </w:pPr>
+      <w:r>
+        <w:rPr>
+          <w:rtl w:val="0"/>
+        </w:rPr>
+      </w:r>
+    </w:p>
+    <w:p>
       <w:pPr>
         <w:rPr/>
       </w:pPr>
@@ -169,25 +169,130 @@
         <w:t xml:space="preserve">  “I don't think that's being fair to yourself.” She said softly. He didn't respond.</w:t>
       </w:r>
     </w:p>
-    <w:p ns1:paraId="000000F2">
-      <w:pPr>
-        <w:rPr/>
-      </w:pPr>
-      <w:r>
-        <w:rPr>
-          <w:rtl w:val="0"/>
-        </w:rPr>
-      </w:r>
-    </w:p>
-    <w:p ns1:paraId="000000F3">
-      <w:pPr>
-        <w:rPr/>
-      </w:pPr>
-      <w:r>
-        <w:rPr>
-          <w:rtl w:val="0"/>
-        </w:rPr>
-        <w:t xml:space="preserve">  She walked over to the kitchen counter, and sat down, continuing to stare into the living room. She wanted to listen, of course she did. </w:t>
+    <w:p>
+      <w:pPr>
+        <w:rPr/>
+      </w:pPr>
+      <w:r>
+        <w:rPr>
+          <w:rtl w:val="0"/>
+        </w:rPr>
+      </w:r>
+    </w:p>
+    <w:p>
+      <w:pPr>
+        <w:rPr/>
+      </w:pPr>
+      <w:r>
+        <w:rPr>
+          <w:rtl w:val="0"/>
+        </w:rPr>
+        <w:t xml:space="preserve">  She walked over to the kitchen counter, and sat down, continuing to stare into the living room. She wanted to listen. Did he want her to listen?</w:t>
+      </w:r>
+    </w:p>
+    <w:p>
+      <w:pPr>
+        <w:rPr/>
+      </w:pPr>
+      <w:r>
+        <w:rPr>
+          <w:rtl w:val="0"/>
+        </w:rPr>
+      </w:r>
+    </w:p>
+    <w:p>
+      <w:pPr>
+        <w:rPr/>
+      </w:pPr>
+      <w:r>
+        <w:rPr>
+          <w:rtl w:val="0"/>
+        </w:rPr>
+        <w:t xml:space="preserve">  “Leo, if you-”</w:t>
+      </w:r>
+    </w:p>
+    <w:p>
+      <w:pPr>
+        <w:rPr/>
+      </w:pPr>
+      <w:r>
+        <w:rPr>
+          <w:rtl w:val="0"/>
+        </w:rPr>
+      </w:r>
+    </w:p>
+    <w:p>
+      <w:pPr>
+        <w:rPr/>
+      </w:pPr>
+      <w:r>
+        <w:rPr>
+          <w:rtl w:val="0"/>
+        </w:rPr>
+        <w:t xml:space="preserve">  “No. Please don't. I'll be fine. There's nothing you're going to say that will help. I've figured everything out before, I'll keep figuring it out again.” He didn't turn to face her. Didn't want to see that supportive look of concern. He wasn't interested in feeling better, he was interested in moving on.</w:t>
+      </w:r>
+    </w:p>
+    <w:p>
+      <w:pPr>
+        <w:rPr/>
+      </w:pPr>
+      <w:r>
+        <w:rPr>
+          <w:rtl w:val="0"/>
+        </w:rPr>
+      </w:r>
+    </w:p>
+    <w:p>
+      <w:pPr>
+        <w:rPr/>
+      </w:pPr>
+      <w:r>
+        <w:rPr>
+          <w:rtl w:val="0"/>
+        </w:rPr>
+        <w:t xml:space="preserve">  She sat there for a few more minutes, then sighed and got up. On the way out she paused briefly beside him.</w:t>
+      </w:r>
+    </w:p>
+    <w:p>
+      <w:pPr>
+        <w:rPr/>
+      </w:pPr>
+      <w:r>
+        <w:rPr>
+          <w:rtl w:val="0"/>
+        </w:rPr>
+      </w:r>
+    </w:p>
+    <w:p>
+      <w:pPr>
+        <w:rPr/>
+      </w:pPr>
+      <w:r>
+        <w:rPr>
+          <w:rtl w:val="0"/>
+        </w:rPr>
+        <w:t xml:space="preserve">  “You're not alone. Your life isn't just you.” She simply said, and left.</w:t>
+      </w:r>
+    </w:p>
+    <w:p>
+      <w:pPr>
+        <w:rPr/>
+      </w:pPr>
+      <w:r>
+        <w:rPr>
+          <w:rtl w:val="0"/>
+        </w:rPr>
+      </w:r>
+    </w:p>
+    <w:p>
+      <w:pPr>
+        <w:rPr/>
+      </w:pPr>
+      <w:r>
+        <w:rPr>
+          <w:rtl w:val="0"/>
+        </w:rPr>
+        <w:t xml:space="preserve">  </w:t>
       </w:r>
       <w:r>
         <w:rPr>
@@ -195,131 +300,6 @@
           <w:iCs w:val="1"/>
           <w:rtl w:val="0"/>
         </w:rPr>
-        <w:t xml:space="preserve">She </w:t>
-      </w:r>
-      <w:r>
-        <w:rPr>
-          <w:rtl w:val="0"/>
-        </w:rPr>
-        <w:t xml:space="preserve">was a functioning human being that understood how to care.</w:t>
-      </w:r>
-      <w:r>
-        <w:rPr>
-          <w:rtl w:val="0"/>
-        </w:rPr>
-        <w:t xml:space="preserve"> </w:t>
-      </w:r>
-    </w:p>
-    <w:p ns1:paraId="000000F4">
-      <w:pPr>
-        <w:rPr/>
-      </w:pPr>
-      <w:r>
-        <w:rPr>
-          <w:rtl w:val="0"/>
-        </w:rPr>
-      </w:r>
-    </w:p>
-    <w:p ns1:paraId="000000F5">
-      <w:pPr>
-        <w:rPr/>
-      </w:pPr>
-      <w:r>
-        <w:rPr>
-          <w:rtl w:val="0"/>
-        </w:rPr>
-        <w:t xml:space="preserve">  “Leo, if you-”</w:t>
-      </w:r>
-    </w:p>
-    <w:p ns1:paraId="000000F6">
-      <w:pPr>
-        <w:rPr/>
-      </w:pPr>
-      <w:r>
-        <w:rPr>
-          <w:rtl w:val="0"/>
-        </w:rPr>
-      </w:r>
-    </w:p>
-    <w:p ns1:paraId="000000F7">
-      <w:pPr>
-        <w:rPr/>
-      </w:pPr>
-      <w:r>
-        <w:rPr>
-          <w:rtl w:val="0"/>
-        </w:rPr>
-        <w:t xml:space="preserve">  “No. Please don't. I'll be fine. There's nothing you're going to say that will help. I've figured everything out before, I'll keep figuring it out again.” He didn't turn to face her. Didn't want to see that supportive look of concern. He wasn't interested in feeling better, he was interested in moving on.</w:t>
-      </w:r>
-    </w:p>
-    <w:p ns1:paraId="000000F8">
-      <w:pPr>
-        <w:rPr/>
-      </w:pPr>
-      <w:r>
-        <w:rPr>
-          <w:rtl w:val="0"/>
-        </w:rPr>
-      </w:r>
-    </w:p>
-    <w:p ns1:paraId="000000F9">
-      <w:pPr>
-        <w:rPr/>
-      </w:pPr>
-      <w:r>
-        <w:rPr>
-          <w:rtl w:val="0"/>
-        </w:rPr>
-        <w:t xml:space="preserve">  She sat there for a few more minutes, then sighed and got up. On the way out she paused briefly beside him.</w:t>
-      </w:r>
-    </w:p>
-    <w:p ns1:paraId="000000FA">
-      <w:pPr>
-        <w:rPr/>
-      </w:pPr>
-      <w:r>
-        <w:rPr>
-          <w:rtl w:val="0"/>
-        </w:rPr>
-      </w:r>
-    </w:p>
-    <w:p ns1:paraId="000000FB">
-      <w:pPr>
-        <w:rPr/>
-      </w:pPr>
-      <w:r>
-        <w:rPr>
-          <w:rtl w:val="0"/>
-        </w:rPr>
-        <w:t xml:space="preserve">  “You're not alone. Your life isn't just you.” She simply said, and left.</w:t>
-      </w:r>
-    </w:p>
-    <w:p ns1:paraId="000000FC">
-      <w:pPr>
-        <w:rPr/>
-      </w:pPr>
-      <w:r>
-        <w:rPr>
-          <w:rtl w:val="0"/>
-        </w:rPr>
-      </w:r>
-    </w:p>
-    <w:p ns1:paraId="000000FD">
-      <w:pPr>
-        <w:rPr/>
-      </w:pPr>
-      <w:r>
-        <w:rPr>
-          <w:rtl w:val="0"/>
-        </w:rPr>
-        <w:t xml:space="preserve">  </w:t>
-      </w:r>
-      <w:r>
-        <w:rPr>
-          <w:i w:val="1"/>
-          <w:iCs w:val="1"/>
-          <w:rtl w:val="0"/>
-        </w:rPr>
         <w:t xml:space="preserve">Of course I'm alone. You call Cale the idiot and you can't pick up on that simple absolute fact?</w:t>
       </w:r>
       <w:r>
@@ -328,17 +308,17 @@
         </w:rPr>
       </w:r>
     </w:p>
-    <w:p ns1:paraId="000000FE">
-      <w:pPr>
-        <w:rPr/>
-      </w:pPr>
-      <w:r>
-        <w:rPr>
-          <w:rtl w:val="0"/>
-        </w:rPr>
-      </w:r>
-    </w:p>
-    <w:p ns1:paraId="000000FF">
+    <w:p>
+      <w:pPr>
+        <w:rPr/>
+      </w:pPr>
+      <w:r>
+        <w:rPr>
+          <w:rtl w:val="0"/>
+        </w:rPr>
+      </w:r>
+    </w:p>
+    <w:p>
       <w:pPr>
         <w:rPr/>
       </w:pPr>
@@ -349,17 +329,7 @@
         <w:t xml:space="preserve">  He accepted the new job that night. He wasn't quite sure what made him take the leap, but he knew he would accept the distraction. And the position was in-office, which would give him an excuse to stay out of this damned hollow house until he could move back out.</w:t>
       </w:r>
     </w:p>
-    <w:p ns1:paraId="00000100">
-      <w:pPr>
-        <w:rPr/>
-      </w:pPr>
-      <w:r>
-        <w:rPr>
-          <w:rtl w:val="0"/>
-        </w:rPr>
-      </w:r>
-    </w:p>
-    <w:p ns1:paraId="00000101">
+    <w:p>
       <w:pPr>
         <w:rPr/>
       </w:pPr>

--- a/Connected/WordDocs/Empty.docx
+++ b/Connected/WordDocs/Empty.docx
@@ -1,11 +1,13 @@
 
 <file path=word/document.xml><?xml version="1.0" encoding="utf-8"?>
-<w:document xmlns:mc="http://schemas.openxmlformats.org/markup-compatibility/2006" xmlns:o="urn:schemas-microsoft-com:office:office" xmlns:r="http://schemas.openxmlformats.org/officeDocument/2006/relationships" xmlns:m="http://schemas.openxmlformats.org/officeDocument/2006/math" xmlns:v="urn:schemas-microsoft-com:vml" xmlns:wp="http://schemas.openxmlformats.org/drawingml/2006/wordprocessingDrawing" xmlns:w10="urn:schemas-microsoft-com:office:word" xmlns:w="http://schemas.openxmlformats.org/wordprocessingml/2006/main" xmlns:wne="http://schemas.microsoft.com/office/word/2006/wordml" xmlns:sl="http://schemas.openxmlformats.org/schemaLibrary/2006/main" xmlns:a="http://schemas.openxmlformats.org/drawingml/2006/main" xmlns:pic="http://schemas.openxmlformats.org/drawingml/2006/picture" xmlns:c="http://schemas.openxmlformats.org/drawingml/2006/chart" xmlns:lc="http://schemas.openxmlformats.org/drawingml/2006/lockedCanvas" xmlns:dgm="http://schemas.openxmlformats.org/drawingml/2006/diagram" xmlns:wps="http://schemas.microsoft.com/office/word/2010/wordprocessingShape" xmlns:wpg="http://schemas.microsoft.com/office/word/2010/wordprocessingGroup" xmlns:w14="http://schemas.microsoft.com/office/word/2010/wordml" xmlns:w15="http://schemas.microsoft.com/office/word/2012/wordml" xmlns:w16="http://schemas.microsoft.com/office/word/2018/wordml" xmlns:w16cex="http://schemas.microsoft.com/office/word/2018/wordml/cex" xmlns:w16cid="http://schemas.microsoft.com/office/word/2016/wordml/cid" xmlns="http://schemas.microsoft.com/office/tasks/2019/documenttasks" xmlns:cr="http://schemas.microsoft.com/office/comments/2020/reactions">
+<w:document xmlns:w="http://schemas.openxmlformats.org/wordprocessingml/2006/main">
   <w:body>
     <w:p>
       <w:pPr>
-        <w:jc w:val="center"/>
-        <w:rPr/>
+        <w:ind w:left="0" w:firstLine="0"/>
+        <w:rPr>
+          <w:color w:val="0e101a"/>
+        </w:rPr>
       </w:pPr>
       <w:r>
         <w:rPr>
@@ -13,330 +15,1447 @@
           <w:bCs w:val="1"/>
           <w:rtl w:val="0"/>
         </w:rPr>
+        <w:tab/>
+      </w:r>
+    </w:p>
+    <w:p>
+      <w:pPr>
+        <w:ind w:left="0" w:firstLine="0"/>
+        <w:rPr>
+          <w:color w:val="0e101a"/>
+        </w:rPr>
+      </w:pPr>
+      <w:r>
+        <w:rPr>
+          <w:b w:val="1"/>
+          <w:bCs w:val="1"/>
+          <w:rtl w:val="0"/>
+        </w:rPr>
+        <w:tab/>
+      </w:r>
+      <w:r>
+        <w:rPr>
+          <w:b w:val="1"/>
+          <w:bCs w:val="1"/>
+          <w:color w:val="0e101a"/>
+          <w:rtl w:val="0"/>
+        </w:rPr>
         <w:t xml:space="preserve">Leo</w:t>
       </w:r>
-      <w:r>
-        <w:rPr>
-          <w:rtl w:val="0"/>
-        </w:rPr>
-      </w:r>
-    </w:p>
-    <w:p>
-      <w:pPr>
-        <w:jc w:val="center"/>
-        <w:rPr/>
-      </w:pPr>
-      <w:r>
-        <w:rPr>
-          <w:rtl w:val="0"/>
-        </w:rPr>
-      </w:r>
-    </w:p>
-    <w:p>
-      <w:pPr>
-        <w:rPr/>
-      </w:pPr>
-      <w:r>
-        <w:rPr>
-          <w:rtl w:val="0"/>
-        </w:rPr>
-        <w:t xml:space="preserve">  Leo was alone. May still hadn't returned, and Astrid had more or less moved in with Cale. Slightly longer than a week earlier this kitchen was  full of laughter. Rotating movie nights in the living room, very rarely guest starring Cale.</w:t>
-      </w:r>
-    </w:p>
-    <w:p>
-      <w:pPr>
-        <w:rPr/>
-      </w:pPr>
-      <w:r>
-        <w:rPr>
-          <w:rtl w:val="0"/>
-        </w:rPr>
-      </w:r>
-    </w:p>
-    <w:p>
-      <w:pPr>
-        <w:rPr/>
-      </w:pPr>
-      <w:r>
-        <w:rPr>
-          <w:rtl w:val="0"/>
-        </w:rPr>
-        <w:t xml:space="preserve">  The bed felt colder. The silence at night, her missing snoring, woke him up often in a cold sweat. The entire house felt haunted by spirits of what once was. It had all changed so fast.</w:t>
-      </w:r>
-    </w:p>
-    <w:p>
-      <w:pPr>
-        <w:rPr/>
-      </w:pPr>
-      <w:r>
-        <w:rPr>
-          <w:rtl w:val="0"/>
-        </w:rPr>
-      </w:r>
-    </w:p>
-    <w:p>
-      <w:pPr>
-        <w:rPr/>
-      </w:pPr>
-      <w:r>
-        <w:rPr>
-          <w:rtl w:val="0"/>
-        </w:rPr>
-        <w:t xml:space="preserve">  Astrid finally had stopped by to pick up both her and May’s stuff. Leo had boxed up all of it for them, what else would he do with his time? He put them into this mess, he might as well do what he could to smooth it out. May had never gone as far as to move out before… maybe this was finally it.</w:t>
-      </w:r>
-    </w:p>
-    <w:p>
-      <w:pPr>
-        <w:rPr/>
-      </w:pPr>
-      <w:r>
-        <w:rPr>
-          <w:rtl w:val="0"/>
-        </w:rPr>
-      </w:r>
-    </w:p>
-    <w:p>
-      <w:pPr>
-        <w:rPr/>
-      </w:pPr>
-      <w:r>
-        <w:rPr>
-          <w:rtl w:val="0"/>
-        </w:rPr>
-        <w:t xml:space="preserve">  Astrid stopped by the door before leaving, looking back into the living room. Leo would need to move back into their parents house, they both knew it. He couldn't afford the cost of the mortgage alone. So to Astrid, who was leaving the country in a few days, this was possibly the last time she would ever see the house.</w:t>
-      </w:r>
-    </w:p>
-    <w:p>
-      <w:pPr>
-        <w:rPr/>
-      </w:pPr>
-      <w:r>
-        <w:rPr>
-          <w:rtl w:val="0"/>
-        </w:rPr>
-      </w:r>
-    </w:p>
-    <w:p>
-      <w:pPr>
-        <w:rPr/>
-      </w:pPr>
-      <w:r>
-        <w:rPr>
-          <w:rtl w:val="0"/>
-        </w:rPr>
-        <w:t xml:space="preserve">  Leo stood off to the side, staring past her to the packed car out the window. “Leo, I'm so sorry.” She took a few steps forward but he took a step back.</w:t>
-      </w:r>
-    </w:p>
-    <w:p>
-      <w:pPr>
-        <w:rPr/>
-      </w:pPr>
-      <w:r>
-        <w:rPr>
-          <w:rtl w:val="0"/>
-        </w:rPr>
-      </w:r>
-    </w:p>
-    <w:p>
-      <w:pPr>
-        <w:rPr/>
-      </w:pPr>
-      <w:r>
-        <w:rPr>
-          <w:rtl w:val="0"/>
-        </w:rPr>
-        <w:t xml:space="preserve">  “I did it myself. All of it. It's my fault. I got you and Cale back together, I pushed May away. I bought a fucking house I can't afford. So don't apologize.”</w:t>
-      </w:r>
-    </w:p>
-    <w:p>
-      <w:pPr>
-        <w:rPr/>
-      </w:pPr>
-      <w:r>
-        <w:rPr>
-          <w:rtl w:val="0"/>
-        </w:rPr>
-      </w:r>
-    </w:p>
-    <w:p>
-      <w:pPr>
-        <w:rPr/>
-      </w:pPr>
-      <w:r>
-        <w:rPr>
-          <w:rtl w:val="0"/>
-        </w:rPr>
-        <w:t xml:space="preserve">  “I don't think that's being fair to yourself.” She said softly. He didn't respond.</w:t>
-      </w:r>
-    </w:p>
-    <w:p>
-      <w:pPr>
-        <w:rPr/>
-      </w:pPr>
-      <w:r>
-        <w:rPr>
-          <w:rtl w:val="0"/>
-        </w:rPr>
-      </w:r>
-    </w:p>
-    <w:p>
-      <w:pPr>
-        <w:rPr/>
-      </w:pPr>
-      <w:r>
-        <w:rPr>
-          <w:rtl w:val="0"/>
-        </w:rPr>
-        <w:t xml:space="preserve">  She walked over to the kitchen counter, and sat down, continuing to stare into the living room. She wanted to listen. Did he want her to listen?</w:t>
-      </w:r>
-    </w:p>
-    <w:p>
-      <w:pPr>
-        <w:rPr/>
-      </w:pPr>
-      <w:r>
-        <w:rPr>
-          <w:rtl w:val="0"/>
-        </w:rPr>
-      </w:r>
-    </w:p>
-    <w:p>
-      <w:pPr>
-        <w:rPr/>
-      </w:pPr>
-      <w:r>
-        <w:rPr>
-          <w:rtl w:val="0"/>
-        </w:rPr>
-        <w:t xml:space="preserve">  “Leo, if you-”</w:t>
-      </w:r>
-    </w:p>
-    <w:p>
-      <w:pPr>
-        <w:rPr/>
-      </w:pPr>
-      <w:r>
-        <w:rPr>
-          <w:rtl w:val="0"/>
-        </w:rPr>
-      </w:r>
-    </w:p>
-    <w:p>
-      <w:pPr>
-        <w:rPr/>
-      </w:pPr>
-      <w:r>
-        <w:rPr>
-          <w:rtl w:val="0"/>
-        </w:rPr>
-        <w:t xml:space="preserve">  “No. Please don't. I'll be fine. There's nothing you're going to say that will help. I've figured everything out before, I'll keep figuring it out again.” He didn't turn to face her. Didn't want to see that supportive look of concern. He wasn't interested in feeling better, he was interested in moving on.</w:t>
-      </w:r>
-    </w:p>
-    <w:p>
-      <w:pPr>
-        <w:rPr/>
-      </w:pPr>
-      <w:r>
-        <w:rPr>
-          <w:rtl w:val="0"/>
-        </w:rPr>
-      </w:r>
-    </w:p>
-    <w:p>
-      <w:pPr>
-        <w:rPr/>
-      </w:pPr>
-      <w:r>
-        <w:rPr>
-          <w:rtl w:val="0"/>
-        </w:rPr>
-        <w:t xml:space="preserve">  She sat there for a few more minutes, then sighed and got up. On the way out she paused briefly beside him.</w:t>
-      </w:r>
-    </w:p>
-    <w:p>
-      <w:pPr>
-        <w:rPr/>
-      </w:pPr>
-      <w:r>
-        <w:rPr>
-          <w:rtl w:val="0"/>
-        </w:rPr>
-      </w:r>
-    </w:p>
-    <w:p>
-      <w:pPr>
-        <w:rPr/>
-      </w:pPr>
-      <w:r>
-        <w:rPr>
-          <w:rtl w:val="0"/>
-        </w:rPr>
-        <w:t xml:space="preserve">  “You're not alone. Your life isn't just you.” She simply said, and left.</w:t>
-      </w:r>
-    </w:p>
-    <w:p>
-      <w:pPr>
-        <w:rPr/>
-      </w:pPr>
-      <w:r>
-        <w:rPr>
-          <w:rtl w:val="0"/>
-        </w:rPr>
-      </w:r>
-    </w:p>
-    <w:p>
-      <w:pPr>
-        <w:rPr/>
-      </w:pPr>
-      <w:r>
-        <w:rPr>
-          <w:rtl w:val="0"/>
-        </w:rPr>
-        <w:t xml:space="preserve">  </w:t>
+    </w:p>
+    <w:p>
+      <w:pPr>
+        <w:ind w:left="0" w:firstLine="0"/>
+        <w:rPr>
+          <w:color w:val="0e101a"/>
+        </w:rPr>
+      </w:pPr>
+      <w:r>
+        <w:rPr>
+          <w:b w:val="1"/>
+          <w:bCs w:val="1"/>
+          <w:color w:val="0e101a"/>
+          <w:rtl w:val="0"/>
+        </w:rPr>
+        <w:tab/>
+      </w:r>
+      <w:r>
+        <w:rPr>
+          <w:color w:val="0e101a"/>
+          <w:rtl w:val="0"/>
+        </w:rPr>
+        <w:t xml:space="preserve">Leo sat on the edge of their... his bed.</w:t>
+      </w:r>
+    </w:p>
+    <w:p>
+      <w:pPr>
+        <w:ind w:left="0" w:firstLine="0"/>
+        <w:rPr>
+          <w:color w:val="0e101a"/>
+        </w:rPr>
+      </w:pPr>
+      <w:r>
+        <w:rPr>
+          <w:color w:val="0e101a"/>
+          <w:rtl w:val="0"/>
+        </w:rPr>
+        <w:tab/>
+        <w:t xml:space="preserve">Boxes lined the room; the walls were bare. The faint scent of dust left Leo feeling like an intruder in someone else's home.</w:t>
+      </w:r>
+    </w:p>
+    <w:p>
+      <w:pPr>
+        <w:ind w:left="0" w:firstLine="0"/>
+        <w:rPr>
+          <w:color w:val="0e101a"/>
+        </w:rPr>
+      </w:pPr>
+      <w:r>
+        <w:rPr>
+          <w:color w:val="0e101a"/>
+          <w:rtl w:val="0"/>
+        </w:rPr>
+        <w:tab/>
+        <w:t xml:space="preserve">Leo had already begun packing Astrid's belongings in the first half of the week; it had kept him busy.</w:t>
+      </w:r>
+    </w:p>
+    <w:p>
+      <w:pPr>
+        <w:ind w:left="0" w:firstLine="0"/>
+        <w:rPr>
+          <w:color w:val="0e101a"/>
+        </w:rPr>
+      </w:pPr>
+      <w:r>
+        <w:rPr>
+          <w:color w:val="0e101a"/>
+          <w:rtl w:val="0"/>
+        </w:rPr>
+        <w:tab/>
+        <w:t xml:space="preserve">It would only be a few days before May would return... or he would run into her at an arcade.</w:t>
+      </w:r>
+    </w:p>
+    <w:p>
+      <w:pPr>
+        <w:ind w:left="0" w:firstLine="0"/>
+        <w:rPr>
+          <w:color w:val="0e101a"/>
+        </w:rPr>
+      </w:pPr>
+      <w:r>
+        <w:rPr>
+          <w:color w:val="0e101a"/>
+          <w:rtl w:val="0"/>
+        </w:rPr>
+        <w:tab/>
+        <w:t xml:space="preserve">Well, that was at least the standard pattern.</w:t>
+      </w:r>
+    </w:p>
+    <w:p>
+      <w:pPr>
+        <w:ind w:left="0" w:firstLine="0"/>
+        <w:rPr>
+          <w:color w:val="0e101a"/>
+        </w:rPr>
+      </w:pPr>
+      <w:r>
+        <w:rPr>
+          <w:color w:val="0e101a"/>
+          <w:rtl w:val="0"/>
+        </w:rPr>
+        <w:tab/>
+        <w:t xml:space="preserve">The text he got instead had been from Astrid.</w:t>
+      </w:r>
+    </w:p>
+    <w:p>
+      <w:pPr>
+        <w:ind w:left="0" w:firstLine="0"/>
+        <w:rPr>
+          <w:color w:val="0e101a"/>
+        </w:rPr>
+      </w:pPr>
+      <w:r>
+        <w:rPr>
+          <w:color w:val="0e101a"/>
+          <w:rtl w:val="0"/>
+        </w:rPr>
+        <w:tab/>
+        <w:t xml:space="preserve">It turned out that more than her belongings needed packing.</w:t>
+      </w:r>
+    </w:p>
+    <w:p>
+      <w:pPr>
+        <w:ind w:left="0" w:firstLine="0"/>
+        <w:rPr>
+          <w:color w:val="0e101a"/>
+        </w:rPr>
+      </w:pPr>
+      <w:r>
+        <w:rPr>
+          <w:color w:val="0e101a"/>
+          <w:rtl w:val="0"/>
+        </w:rPr>
+        <w:tab/>
+        <w:t xml:space="preserve">Leo stood up and paced down the silent hall, eyes lingering on Cale's room, which had been empty for years. Only a thin sliver of light through closed curtains lit the space.</w:t>
+      </w:r>
+    </w:p>
+    <w:p>
+      <w:pPr>
+        <w:ind w:left="0" w:firstLine="0"/>
+        <w:rPr>
+          <w:color w:val="0e101a"/>
+        </w:rPr>
+      </w:pPr>
+      <w:r>
+        <w:rPr>
+          <w:color w:val="0e101a"/>
+          <w:rtl w:val="0"/>
+        </w:rPr>
+        <w:tab/>
+        <w:t xml:space="preserve">There had been discussions on and off about using the room for storage or inviting a fourth person from the community to help with the mortgage. But none of them could see the room as anything but Cale's.</w:t>
+      </w:r>
+    </w:p>
+    <w:p>
+      <w:pPr>
+        <w:ind w:left="0" w:firstLine="0"/>
+        <w:rPr>
+          <w:color w:val="0e101a"/>
+        </w:rPr>
+      </w:pPr>
+      <w:r>
+        <w:rPr>
+          <w:color w:val="0e101a"/>
+          <w:rtl w:val="0"/>
+        </w:rPr>
+        <w:tab/>
+        <w:t xml:space="preserve">There were two boxes for Cale. Just old game consoles that Leo was sure Cale would never touch again.</w:t>
+      </w:r>
+    </w:p>
+    <w:p>
+      <w:pPr>
+        <w:ind w:left="0" w:firstLine="0"/>
+        <w:rPr>
+          <w:color w:val="0e101a"/>
+        </w:rPr>
+      </w:pPr>
+      <w:r>
+        <w:rPr>
+          <w:color w:val="0e101a"/>
+          <w:rtl w:val="0"/>
+        </w:rPr>
+        <w:tab/>
+        <w:t xml:space="preserve">He passed Astrid's room, right at the top of the steps.</w:t>
+      </w:r>
+    </w:p>
+    <w:p>
+      <w:pPr>
+        <w:ind w:left="0" w:firstLine="0"/>
+        <w:rPr>
+          <w:color w:val="0e101a"/>
+        </w:rPr>
+      </w:pPr>
+      <w:r>
+        <w:rPr>
+          <w:color w:val="0e101a"/>
+          <w:rtl w:val="0"/>
+        </w:rPr>
+        <w:tab/>
+        <w:t xml:space="preserve">Her line of various plants, which Leo had kept watered, still lined the wall. But her books, paintings, the record player, her small collection of classical orchestra records, clothes, and remnants of college all sat in boxes near the front door.</w:t>
+      </w:r>
+    </w:p>
+    <w:p>
+      <w:pPr>
+        <w:ind w:left="0" w:firstLine="0"/>
+        <w:rPr>
+          <w:color w:val="0e101a"/>
+        </w:rPr>
+      </w:pPr>
+      <w:r>
+        <w:rPr>
+          <w:color w:val="0e101a"/>
+          <w:rtl w:val="0"/>
+        </w:rPr>
+        <w:tab/>
+        <w:t xml:space="preserve">He didn't need to look in the room to feel the presence of emptiness.</w:t>
+      </w:r>
+    </w:p>
+    <w:p>
+      <w:pPr>
+        <w:ind w:left="0" w:firstLine="0"/>
+        <w:rPr>
+          <w:color w:val="0e101a"/>
+        </w:rPr>
+      </w:pPr>
+      <w:r>
+        <w:rPr>
+          <w:color w:val="0e101a"/>
+          <w:rtl w:val="0"/>
+        </w:rPr>
+        <w:tab/>
+        <w:t xml:space="preserve">As he reached the bottom of the stairs, he averted his gaze from May's boxes.</w:t>
+      </w:r>
+    </w:p>
+    <w:p>
+      <w:pPr>
+        <w:ind w:left="0" w:firstLine="0"/>
+        <w:rPr>
+          <w:color w:val="0e101a"/>
+        </w:rPr>
+      </w:pPr>
+      <w:r>
+        <w:rPr>
+          <w:color w:val="0e101a"/>
+          <w:rtl w:val="0"/>
+        </w:rPr>
+        <w:tab/>
+        <w:t xml:space="preserve">He had tormented himself enough by sitting in the armchair, contemplating unpacking them and refusing to let her leave. He had been there for almost every one of those trophies, every collected piece of game merch.</w:t>
+      </w:r>
+    </w:p>
+    <w:p>
+      <w:pPr>
+        <w:ind w:left="0" w:firstLine="0"/>
+        <w:rPr>
+          <w:color w:val="0e101a"/>
+        </w:rPr>
+      </w:pPr>
+      <w:r>
+        <w:rPr>
+          <w:color w:val="0e101a"/>
+          <w:rtl w:val="0"/>
+        </w:rPr>
+        <w:tab/>
+        <w:t xml:space="preserve">There had been no tears, of course. What would they solve?</w:t>
+      </w:r>
+    </w:p>
+    <w:p>
+      <w:pPr>
+        <w:ind w:left="0" w:firstLine="0"/>
+        <w:rPr>
+          <w:color w:val="0e101a"/>
+        </w:rPr>
+      </w:pPr>
+      <w:r>
+        <w:rPr>
+          <w:color w:val="0e101a"/>
+          <w:rtl w:val="0"/>
+        </w:rPr>
+        <w:tab/>
+        <w:t xml:space="preserve">The boxes upstairs were the most recent addition to the community of brown containers he had built.</w:t>
+      </w:r>
+    </w:p>
+    <w:p>
+      <w:pPr>
+        <w:ind w:left="0" w:firstLine="0"/>
+        <w:rPr>
+          <w:color w:val="0e101a"/>
+        </w:rPr>
+      </w:pPr>
+      <w:r>
+        <w:rPr>
+          <w:color w:val="0e101a"/>
+          <w:rtl w:val="0"/>
+        </w:rPr>
+        <w:tab/>
+        <w:t xml:space="preserve">They were his own.</w:t>
+      </w:r>
+    </w:p>
+    <w:p>
+      <w:pPr>
+        <w:ind w:left="0" w:firstLine="0"/>
+        <w:rPr>
+          <w:color w:val="0e101a"/>
+        </w:rPr>
+      </w:pPr>
+      <w:r>
+        <w:rPr>
+          <w:color w:val="0e101a"/>
+          <w:rtl w:val="0"/>
+        </w:rPr>
+        <w:tab/>
+        <w:t xml:space="preserve">There was no way he could afford the house; they had been barely scraping by when covering Cale's contributions for two years. With May, they might have made it work, but he couldn't plan around her anymore.</w:t>
+      </w:r>
+    </w:p>
+    <w:p>
+      <w:pPr>
+        <w:ind w:left="0" w:firstLine="0"/>
+        <w:rPr>
+          <w:color w:val="0e101a"/>
+        </w:rPr>
+      </w:pPr>
+      <w:r>
+        <w:rPr>
+          <w:color w:val="0e101a"/>
+          <w:rtl w:val="0"/>
+        </w:rPr>
+        <w:tab/>
+        <w:t xml:space="preserve">The idea of finding new housemates filled him with dread. It wouldn't feel right, and he didn't have the mental bandwidth.</w:t>
+      </w:r>
+    </w:p>
+    <w:p>
+      <w:pPr>
+        <w:ind w:left="0" w:firstLine="0"/>
+        <w:rPr>
+          <w:color w:val="0e101a"/>
+        </w:rPr>
+      </w:pPr>
+      <w:r>
+        <w:rPr>
+          <w:color w:val="0e101a"/>
+          <w:rtl w:val="0"/>
+        </w:rPr>
+        <w:tab/>
+        <w:t xml:space="preserve">The hum of the refrigerator broke the silence as he entered the kitchen.</w:t>
+      </w:r>
+    </w:p>
+    <w:p>
+      <w:pPr>
+        <w:ind w:left="0" w:firstLine="0"/>
+        <w:rPr>
+          <w:color w:val="0e101a"/>
+        </w:rPr>
+      </w:pPr>
+      <w:r>
+        <w:rPr>
+          <w:color w:val="0e101a"/>
+          <w:rtl w:val="0"/>
+        </w:rPr>
+        <w:tab/>
+        <w:t xml:space="preserve">His eyes drifted through the room, preparing a game plan and calculating the supplies he would need.</w:t>
+      </w:r>
+    </w:p>
+    <w:p>
+      <w:pPr>
+        <w:ind w:left="0" w:firstLine="0"/>
+        <w:rPr>
+          <w:color w:val="0e101a"/>
+        </w:rPr>
+      </w:pPr>
+      <w:r>
+        <w:rPr>
+          <w:color w:val="0e101a"/>
+          <w:rtl w:val="0"/>
+        </w:rPr>
+        <w:tab/>
+        <w:t xml:space="preserve">His focus was interrupted by the sound of the front door creaking open, causing his head to turn.</w:t>
+      </w:r>
+    </w:p>
+    <w:p>
+      <w:pPr>
+        <w:ind w:left="0" w:firstLine="0"/>
+        <w:rPr>
+          <w:color w:val="0e101a"/>
+        </w:rPr>
+      </w:pPr>
+      <w:r>
+        <w:rPr>
+          <w:color w:val="0e101a"/>
+          <w:rtl w:val="0"/>
+        </w:rPr>
+        <w:tab/>
+        <w:t xml:space="preserve">A cautious Astrid poked her head in through the door, carrying an unwelcome glow.</w:t>
+      </w:r>
+    </w:p>
+    <w:p>
+      <w:pPr>
+        <w:ind w:left="0" w:firstLine="0"/>
+        <w:rPr>
+          <w:color w:val="0e101a"/>
+        </w:rPr>
+      </w:pPr>
+      <w:r>
+        <w:rPr>
+          <w:color w:val="0e101a"/>
+          <w:rtl w:val="0"/>
+        </w:rPr>
+        <w:tab/>
+        <w:t xml:space="preserve">Leo met her eyes through the wide connecting archway, and her face collapsed, shocked by whatever she saw on his own face.</w:t>
+      </w:r>
+    </w:p>
+    <w:p>
+      <w:pPr>
+        <w:ind w:left="0" w:firstLine="0"/>
+        <w:rPr>
+          <w:color w:val="0e101a"/>
+        </w:rPr>
+      </w:pPr>
+      <w:r>
+        <w:rPr>
+          <w:color w:val="0e101a"/>
+          <w:rtl w:val="0"/>
+        </w:rPr>
+        <w:tab/>
+        <w:t xml:space="preserve">He turned away, leaning forward on the counter. "Where's Cale?"</w:t>
+      </w:r>
+    </w:p>
+    <w:p>
+      <w:pPr>
+        <w:ind w:left="0" w:firstLine="0"/>
+        <w:rPr>
+          <w:color w:val="0e101a"/>
+        </w:rPr>
+      </w:pPr>
+      <w:r>
+        <w:rPr>
+          <w:color w:val="0e101a"/>
+          <w:rtl w:val="0"/>
+        </w:rPr>
+        <w:tab/>
+        <w:t xml:space="preserve">He had no interest in any of the words of sympathy that he knew Astrid carried. They couldn't solve anything.</w:t>
+      </w:r>
+    </w:p>
+    <w:p>
+      <w:pPr>
+        <w:ind w:left="0" w:firstLine="0"/>
+        <w:rPr>
+          <w:color w:val="0e101a"/>
+        </w:rPr>
+      </w:pPr>
+      <w:r>
+        <w:rPr>
+          <w:color w:val="0e101a"/>
+          <w:rtl w:val="0"/>
+        </w:rPr>
+        <w:tab/>
+        <w:t xml:space="preserve">"Leo—" Her voice approached from behind, so he left the counter and moved away from the reaching hand that would otherwise have found his shoulder.</w:t>
+      </w:r>
+    </w:p>
+    <w:p>
+      <w:pPr>
+        <w:ind w:left="0" w:firstLine="0"/>
+        <w:rPr>
+          <w:color w:val="0e101a"/>
+        </w:rPr>
+      </w:pPr>
+      <w:r>
+        <w:rPr>
+          <w:color w:val="0e101a"/>
+          <w:rtl w:val="0"/>
+        </w:rPr>
+        <w:tab/>
+        <w:t xml:space="preserve">"Where's Cale?" he repeated, turning and leaning against the refrigerator.</w:t>
+      </w:r>
+    </w:p>
+    <w:p>
+      <w:pPr>
+        <w:ind w:left="0" w:firstLine="0"/>
+        <w:rPr>
+          <w:color w:val="0e101a"/>
+        </w:rPr>
+      </w:pPr>
+      <w:r>
+        <w:rPr>
+          <w:color w:val="0e101a"/>
+          <w:rtl w:val="0"/>
+        </w:rPr>
+        <w:tab/>
+        <w:t xml:space="preserve">Astrid's hand was, in fact, hovering mid-air where he had stood. Her hand slowly fell while her lips parted.</w:t>
+      </w:r>
+    </w:p>
+    <w:p>
+      <w:pPr>
+        <w:ind w:left="0" w:firstLine="0"/>
+        <w:rPr>
+          <w:color w:val="0e101a"/>
+        </w:rPr>
+      </w:pPr>
+      <w:r>
+        <w:rPr>
+          <w:color w:val="0e101a"/>
+          <w:rtl w:val="0"/>
+        </w:rPr>
+        <w:tab/>
+        <w:t xml:space="preserve">"Working. He will be by on the weekend to help move the furniture. He thinks you should stay with us. I can—"</w:t>
+      </w:r>
+    </w:p>
+    <w:p>
+      <w:pPr>
+        <w:ind w:left="0" w:firstLine="0"/>
+        <w:rPr>
+          <w:color w:val="0e101a"/>
+        </w:rPr>
+      </w:pPr>
+      <w:r>
+        <w:rPr>
+          <w:color w:val="0e101a"/>
+          <w:rtl w:val="0"/>
+        </w:rPr>
+        <w:tab/>
+        <w:t xml:space="preserve">"No. I'll be fine at Mom's."</w:t>
+      </w:r>
+    </w:p>
+    <w:p>
+      <w:pPr>
+        <w:ind w:left="0" w:firstLine="0"/>
+        <w:rPr>
+          <w:color w:val="0e101a"/>
+        </w:rPr>
+      </w:pPr>
+      <w:r>
+        <w:rPr>
+          <w:color w:val="0e101a"/>
+          <w:rtl w:val="0"/>
+        </w:rPr>
+        <w:tab/>
+        <w:t xml:space="preserve">"They are traveling; who knows when they'll return. You shouldn't be alone."</w:t>
+      </w:r>
+    </w:p>
+    <w:p>
+      <w:pPr>
+        <w:ind w:left="0" w:firstLine="0"/>
+        <w:rPr>
+          <w:color w:val="0e101a"/>
+        </w:rPr>
+      </w:pPr>
+      <w:r>
+        <w:rPr>
+          <w:color w:val="0e101a"/>
+          <w:rtl w:val="0"/>
+        </w:rPr>
+        <w:tab/>
+        <w:t xml:space="preserve">"Then you shouldn't have left."</w:t>
+      </w:r>
+    </w:p>
+    <w:p>
+      <w:pPr>
+        <w:ind w:left="0" w:firstLine="0"/>
+        <w:rPr>
+          <w:color w:val="0e101a"/>
+        </w:rPr>
+      </w:pPr>
+      <w:r>
+        <w:rPr>
+          <w:color w:val="0e101a"/>
+          <w:rtl w:val="0"/>
+        </w:rPr>
+        <w:tab/>
+        <w:t xml:space="preserve">The words expanded to fill the entire room, enveloping them in layers of unfelt pain.</w:t>
+      </w:r>
+    </w:p>
+    <w:p>
+      <w:pPr>
+        <w:ind w:left="0" w:firstLine="0"/>
+        <w:rPr>
+          <w:color w:val="0e101a"/>
+        </w:rPr>
+      </w:pPr>
+      <w:r>
+        <w:rPr>
+          <w:color w:val="0e101a"/>
+          <w:rtl w:val="0"/>
+        </w:rPr>
+        <w:tab/>
+        <w:t xml:space="preserve">He regretted saying them the second they left his mouth.</w:t>
+      </w:r>
+    </w:p>
+    <w:p>
+      <w:pPr>
+        <w:ind w:left="0" w:firstLine="0"/>
+        <w:rPr>
+          <w:color w:val="0e101a"/>
+        </w:rPr>
+      </w:pPr>
+      <w:r>
+        <w:rPr>
+          <w:color w:val="0e101a"/>
+          <w:rtl w:val="0"/>
+        </w:rPr>
+        <w:tab/>
+        <w:t xml:space="preserve">He looked down and realized his own arms were crossed in a distinctly Astrid manner. What was he doing? He unfolded them and attempted to soften his face, looking back up to his sister.</w:t>
+      </w:r>
+    </w:p>
+    <w:p>
+      <w:pPr>
+        <w:ind w:left="0" w:firstLine="0"/>
+        <w:rPr>
+          <w:color w:val="0e101a"/>
+        </w:rPr>
+      </w:pPr>
+      <w:r>
+        <w:rPr>
+          <w:color w:val="0e101a"/>
+          <w:rtl w:val="0"/>
+        </w:rPr>
+        <w:tab/>
+        <w:t xml:space="preserve">The damage had been done, though. Astrid's averted eyes and half-open mouth told a story of hurt.</w:t>
+      </w:r>
+    </w:p>
+    <w:p>
+      <w:pPr>
+        <w:ind w:left="0" w:firstLine="0"/>
+        <w:rPr>
+          <w:color w:val="0e101a"/>
+        </w:rPr>
+      </w:pPr>
+      <w:r>
+        <w:rPr>
+          <w:color w:val="0e101a"/>
+          <w:rtl w:val="0"/>
+        </w:rPr>
+        <w:tab/>
+        <w:t xml:space="preserve">Leo took a step forward. "Astrid, I'm sorry, I—"</w:t>
+      </w:r>
+    </w:p>
+    <w:p>
+      <w:pPr>
+        <w:ind w:left="0" w:firstLine="0"/>
+        <w:rPr>
+          <w:color w:val="0e101a"/>
+        </w:rPr>
+      </w:pPr>
+      <w:r>
+        <w:rPr>
+          <w:color w:val="0e101a"/>
+          <w:rtl w:val="0"/>
+        </w:rPr>
+        <w:tab/>
+        <w:t xml:space="preserve">"No. I understand, trust me." Astrid took a deep breath and closed the distance between the two.</w:t>
+      </w:r>
+    </w:p>
+    <w:p>
+      <w:pPr>
+        <w:ind w:left="0" w:firstLine="0"/>
+        <w:rPr>
+          <w:color w:val="0e101a"/>
+        </w:rPr>
+      </w:pPr>
+      <w:r>
+        <w:rPr>
+          <w:color w:val="0e101a"/>
+          <w:rtl w:val="0"/>
+        </w:rPr>
+        <w:tab/>
+        <w:t xml:space="preserve">Leo froze as he found her arms wrapped around him. He could feel her head shake lightly against his shoulder, though she remained silent.</w:t>
+      </w:r>
+    </w:p>
+    <w:p>
+      <w:pPr>
+        <w:ind w:left="0" w:firstLine="0"/>
+        <w:rPr>
+          <w:color w:val="0e101a"/>
+        </w:rPr>
+      </w:pPr>
+      <w:r>
+        <w:rPr>
+          <w:color w:val="0e101a"/>
+          <w:rtl w:val="0"/>
+        </w:rPr>
+        <w:tab/>
+        <w:t xml:space="preserve">His mind stuttered with input lag; this was a new interaction that he had not prepared for.</w:t>
+      </w:r>
+    </w:p>
+    <w:p>
+      <w:pPr>
+        <w:ind w:left="0" w:firstLine="0"/>
+        <w:rPr>
+          <w:color w:val="0e101a"/>
+        </w:rPr>
+      </w:pPr>
+      <w:r>
+        <w:rPr>
+          <w:color w:val="0e101a"/>
+          <w:rtl w:val="0"/>
+        </w:rPr>
+        <w:tab/>
+        <w:t xml:space="preserve">Her support for Leo had always been deep and profound, but it was verbal. Logical, as if she could rationalize and wrangle the emotions with cold, hard facts.</w:t>
+      </w:r>
+    </w:p>
+    <w:p>
+      <w:pPr>
+        <w:ind w:left="0" w:firstLine="0"/>
+        <w:rPr>
+          <w:color w:val="0e101a"/>
+        </w:rPr>
+      </w:pPr>
+      <w:r>
+        <w:rPr>
+          <w:color w:val="0e101a"/>
+          <w:rtl w:val="0"/>
+        </w:rPr>
+        <w:tab/>
+        <w:t xml:space="preserve">But this...</w:t>
+      </w:r>
+    </w:p>
+    <w:p>
+      <w:pPr>
+        <w:ind w:left="0" w:firstLine="0"/>
+        <w:rPr>
+          <w:color w:val="0e101a"/>
+        </w:rPr>
+      </w:pPr>
+      <w:r>
+        <w:rPr>
+          <w:color w:val="0e101a"/>
+          <w:rtl w:val="0"/>
+        </w:rPr>
+        <w:tab/>
+        <w:t xml:space="preserve">It was warm... affectionate.</w:t>
+      </w:r>
+    </w:p>
+    <w:p>
+      <w:pPr>
+        <w:ind w:left="0" w:firstLine="0"/>
+        <w:rPr>
+          <w:color w:val="0e101a"/>
+        </w:rPr>
+      </w:pPr>
+      <w:r>
+        <w:rPr>
+          <w:color w:val="0e101a"/>
+          <w:rtl w:val="0"/>
+        </w:rPr>
+        <w:tab/>
+        <w:t xml:space="preserve">For reasons Leo couldn't logically rationalize, he relaxed, even if only slightly.</w:t>
+      </w:r>
+    </w:p>
+    <w:p>
+      <w:pPr>
+        <w:ind w:left="0" w:firstLine="0"/>
+        <w:rPr>
+          <w:color w:val="0e101a"/>
+        </w:rPr>
+      </w:pPr>
+      <w:r>
+        <w:rPr>
+          <w:color w:val="0e101a"/>
+          <w:rtl w:val="0"/>
+        </w:rPr>
+        <w:tab/>
+        <w:t xml:space="preserve">Astrid was soothing emotions with emotions, as if suddenly less afraid of wielding her own. What in the hell had Cale accomplished in a mere week?</w:t>
+      </w:r>
+    </w:p>
+    <w:p>
+      <w:pPr>
+        <w:ind w:left="0" w:firstLine="0"/>
+        <w:rPr>
+          <w:color w:val="0e101a"/>
+        </w:rPr>
+      </w:pPr>
+      <w:r>
+        <w:rPr>
+          <w:color w:val="0e101a"/>
+          <w:rtl w:val="0"/>
+        </w:rPr>
+        <w:tab/>
+        <w:t xml:space="preserve">"I don't suppose you want me to say the words 'It will all be OK', do you?" Astrid asked, taking several steps back.</w:t>
+      </w:r>
+    </w:p>
+    <w:p>
+      <w:pPr>
+        <w:ind w:left="0" w:firstLine="0"/>
+        <w:rPr>
+          <w:color w:val="0e101a"/>
+        </w:rPr>
+      </w:pPr>
+      <w:r>
+        <w:rPr>
+          <w:color w:val="0e101a"/>
+          <w:rtl w:val="0"/>
+        </w:rPr>
+        <w:tab/>
+        <w:t xml:space="preserve">Her warmth lingered, but much of it was sucked into the cold vacuum of the house.</w:t>
+      </w:r>
+    </w:p>
+    <w:p>
+      <w:pPr>
+        <w:ind w:left="0" w:firstLine="0"/>
+        <w:rPr>
+          <w:color w:val="0e101a"/>
+        </w:rPr>
+      </w:pPr>
+      <w:r>
+        <w:rPr>
+          <w:color w:val="0e101a"/>
+          <w:rtl w:val="0"/>
+        </w:rPr>
+        <w:tab/>
+        <w:t xml:space="preserve">Leo shook his head. "I don't know. I want to hear it if it's true."</w:t>
+      </w:r>
+    </w:p>
+    <w:p>
+      <w:pPr>
+        <w:ind w:left="0" w:firstLine="0"/>
+        <w:rPr>
+          <w:color w:val="0e101a"/>
+        </w:rPr>
+      </w:pPr>
+      <w:r>
+        <w:rPr>
+          <w:color w:val="0e101a"/>
+          <w:rtl w:val="0"/>
+        </w:rPr>
+        <w:tab/>
+        <w:t xml:space="preserve">Leo strode to the living room and took a seat on the couch, in Cale's old spot.</w:t>
+      </w:r>
+    </w:p>
+    <w:p>
+      <w:pPr>
+        <w:ind w:left="0" w:firstLine="0"/>
+        <w:rPr>
+          <w:color w:val="0e101a"/>
+        </w:rPr>
+      </w:pPr>
+      <w:r>
+        <w:rPr>
+          <w:color w:val="0e101a"/>
+          <w:rtl w:val="0"/>
+        </w:rPr>
+        <w:tab/>
+        <w:t xml:space="preserve">Astrid followed him, finding her own place next to him.</w:t>
+      </w:r>
+    </w:p>
+    <w:p>
+      <w:pPr>
+        <w:ind w:left="0" w:firstLine="0"/>
+        <w:rPr>
+          <w:color w:val="0e101a"/>
+        </w:rPr>
+      </w:pPr>
+      <w:r>
+        <w:rPr>
+          <w:color w:val="0e101a"/>
+          <w:rtl w:val="0"/>
+        </w:rPr>
+        <w:tab/>
+        <w:t xml:space="preserve">"It will all be OK."</w:t>
+      </w:r>
+    </w:p>
+    <w:p>
+      <w:pPr>
+        <w:ind w:left="0" w:firstLine="0"/>
+        <w:rPr>
+          <w:color w:val="0e101a"/>
+        </w:rPr>
+      </w:pPr>
+      <w:r>
+        <w:rPr>
+          <w:color w:val="0e101a"/>
+          <w:rtl w:val="0"/>
+        </w:rPr>
+        <w:tab/>
+        <w:t xml:space="preserve">The words escorted a deep breath into and out of Leo's lungs, providing the barest sliver of warmth.</w:t>
+      </w:r>
+    </w:p>
+    <w:p>
+      <w:pPr>
+        <w:ind w:left="0" w:firstLine="0"/>
+        <w:rPr>
+          <w:color w:val="0e101a"/>
+        </w:rPr>
+      </w:pPr>
+      <w:r>
+        <w:rPr>
+          <w:color w:val="0e101a"/>
+          <w:rtl w:val="0"/>
+        </w:rPr>
+        <w:tab/>
+        <w:t xml:space="preserve">He felt them emotionally, but logically...</w:t>
+      </w:r>
+    </w:p>
+    <w:p>
+      <w:pPr>
+        <w:ind w:left="0" w:firstLine="0"/>
+        <w:rPr>
+          <w:color w:val="0e101a"/>
+        </w:rPr>
+      </w:pPr>
+      <w:r>
+        <w:rPr>
+          <w:color w:val="0e101a"/>
+          <w:rtl w:val="0"/>
+        </w:rPr>
+        <w:tab/>
+        <w:t xml:space="preserve">"What if this is the end? Astrid... I... It's May. How the hell do I live without her? How would you have felt if Cale had left?"</w:t>
+      </w:r>
+    </w:p>
+    <w:p>
+      <w:pPr>
+        <w:ind w:left="0" w:firstLine="0"/>
+        <w:rPr>
+          <w:color w:val="0e101a"/>
+        </w:rPr>
+      </w:pPr>
+      <w:r>
+        <w:rPr>
+          <w:color w:val="0e101a"/>
+          <w:rtl w:val="0"/>
+        </w:rPr>
+        <w:tab/>
+        <w:t xml:space="preserve">The answer came almost too fast. "I would have shattered, spending months determining which pieces were even worth picking back up."</w:t>
+      </w:r>
+    </w:p>
+    <w:p>
+      <w:pPr>
+        <w:ind w:left="0" w:firstLine="0"/>
+        <w:rPr>
+          <w:color w:val="0e101a"/>
+        </w:rPr>
+      </w:pPr>
+      <w:r>
+        <w:rPr>
+          <w:color w:val="0e101a"/>
+          <w:rtl w:val="0"/>
+        </w:rPr>
+        <w:tab/>
+        <w:t xml:space="preserve">Leo's head turned to find her staring distantly beyond the TV, like she was reliving something traumatic. The way she had responded, almost poetically: that reality was something she had very clearly considered.</w:t>
+      </w:r>
+    </w:p>
+    <w:p>
+      <w:pPr>
+        <w:ind w:left="0" w:firstLine="0"/>
+        <w:rPr>
+          <w:color w:val="0e101a"/>
+        </w:rPr>
+      </w:pPr>
+      <w:r>
+        <w:rPr>
+          <w:color w:val="0e101a"/>
+          <w:rtl w:val="0"/>
+        </w:rPr>
+        <w:tab/>
+        <w:t xml:space="preserve">She did understand.</w:t>
+      </w:r>
+    </w:p>
+    <w:p>
+      <w:pPr>
+        <w:ind w:left="0" w:firstLine="0"/>
+        <w:rPr>
+          <w:color w:val="0e101a"/>
+        </w:rPr>
+      </w:pPr>
+      <w:r>
+        <w:rPr>
+          <w:color w:val="0e101a"/>
+          <w:rtl w:val="0"/>
+        </w:rPr>
+        <w:tab/>
+        <w:t xml:space="preserve">Leo knew she would; she always had understood others' emotions well, almost better than her own, he suspected.</w:t>
+      </w:r>
+    </w:p>
+    <w:p>
+      <w:pPr>
+        <w:ind w:left="0" w:firstLine="0"/>
+        <w:rPr>
+          <w:color w:val="0e101a"/>
+        </w:rPr>
+      </w:pPr>
+      <w:r>
+        <w:rPr>
+          <w:color w:val="0e101a"/>
+          <w:rtl w:val="0"/>
+        </w:rPr>
+        <w:tab/>
+        <w:t xml:space="preserve">Astrid reached for a controller and turned on the last remaining gaming console.</w:t>
+      </w:r>
+    </w:p>
+    <w:p>
+      <w:pPr>
+        <w:ind w:left="0" w:firstLine="0"/>
+        <w:rPr>
+          <w:color w:val="0e101a"/>
+        </w:rPr>
+      </w:pPr>
+      <w:r>
+        <w:rPr>
+          <w:color w:val="0e101a"/>
+          <w:rtl w:val="0"/>
+        </w:rPr>
+        <w:tab/>
+        <w:t xml:space="preserve">Leo let out a sound that couldn't quite decide if it was a sigh or a laugh. "Astrid, you hate games."</w:t>
+      </w:r>
+    </w:p>
+    <w:p>
+      <w:pPr>
+        <w:ind w:left="0" w:firstLine="0"/>
+        <w:rPr>
+          <w:color w:val="0e101a"/>
+        </w:rPr>
+      </w:pPr>
+      <w:r>
+        <w:rPr>
+          <w:color w:val="0e101a"/>
+          <w:rtl w:val="0"/>
+        </w:rPr>
+        <w:tab/>
+        <w:t xml:space="preserve">The sound of hauntingly epic orchestral music filled the room, cutting through days of still air and stale silence. The controller felt somehow heavier, almost unfamiliar.</w:t>
+      </w:r>
+    </w:p>
+    <w:p>
+      <w:pPr>
+        <w:ind w:left="0" w:firstLine="0"/>
+        <w:rPr>
+          <w:color w:val="0e101a"/>
+        </w:rPr>
+      </w:pPr>
+      <w:r>
+        <w:rPr>
+          <w:color w:val="0e101a"/>
+          <w:rtl w:val="0"/>
+        </w:rPr>
+        <w:tab/>
+        <w:t xml:space="preserve">"Just because I don't cuss out underage brats online doesn't mean I didn't enjoy the time playing." Astrid flipped the cursor to a co-op mode and hit start.</w:t>
+      </w:r>
+    </w:p>
+    <w:p>
+      <w:pPr>
+        <w:ind w:left="0" w:firstLine="0"/>
+        <w:rPr>
+          <w:color w:val="0e101a"/>
+        </w:rPr>
+      </w:pPr>
+      <w:r>
+        <w:rPr>
+          <w:color w:val="0e101a"/>
+          <w:rtl w:val="0"/>
+        </w:rPr>
+        <w:tab/>
+        <w:t xml:space="preserve">Leo could practically hear May calling Cale or a nasally preteen online an "ass-wipe".</w:t>
+      </w:r>
+    </w:p>
+    <w:p>
+      <w:pPr>
+        <w:ind w:left="0" w:firstLine="0"/>
+        <w:rPr>
+          <w:color w:val="0e101a"/>
+        </w:rPr>
+      </w:pPr>
+      <w:r>
+        <w:rPr>
+          <w:color w:val="0e101a"/>
+          <w:rtl w:val="0"/>
+        </w:rPr>
+        <w:tab/>
+        <w:t xml:space="preserve">Astrid's phone buzzed right before they began.</w:t>
+      </w:r>
+    </w:p>
+    <w:p>
+      <w:pPr>
+        <w:ind w:left="0" w:firstLine="0"/>
+        <w:rPr>
+          <w:color w:val="0e101a"/>
+        </w:rPr>
+      </w:pPr>
+      <w:r>
+        <w:rPr>
+          <w:color w:val="0e101a"/>
+          <w:rtl w:val="0"/>
+        </w:rPr>
+        <w:tab/>
+        <w:t xml:space="preserve">After a quick read, she added, "Cale's coming over. He took the rest of the day off to help."</w:t>
+      </w:r>
+    </w:p>
+    <w:p>
+      <w:pPr>
+        <w:ind w:left="0" w:firstLine="0"/>
+        <w:rPr>
+          <w:color w:val="0e101a"/>
+        </w:rPr>
+      </w:pPr>
+      <w:r>
+        <w:rPr>
+          <w:color w:val="0e101a"/>
+          <w:rtl w:val="0"/>
+        </w:rPr>
+        <w:tab/>
+        <w:t xml:space="preserve">"He doesn't—" Leo started.</w:t>
+      </w:r>
+    </w:p>
+    <w:p>
+      <w:pPr>
+        <w:ind w:left="0" w:firstLine="0"/>
+        <w:rPr>
+          <w:color w:val="0e101a"/>
+        </w:rPr>
+      </w:pPr>
+      <w:r>
+        <w:rPr>
+          <w:color w:val="0e101a"/>
+          <w:rtl w:val="0"/>
+        </w:rPr>
+        <w:tab/>
+        <w:t xml:space="preserve">Astrid looked over sharply. "Let him help, Leo. I spent a decade pushing away the very person who was best positioned to make my life better. Don't you pick that mantle up."</w:t>
+      </w:r>
+    </w:p>
+    <w:p>
+      <w:pPr>
+        <w:ind w:left="0" w:firstLine="0"/>
+        <w:rPr>
+          <w:color w:val="0e101a"/>
+        </w:rPr>
+      </w:pPr>
+      <w:r>
+        <w:rPr>
+          <w:color w:val="0e101a"/>
+          <w:rtl w:val="0"/>
+        </w:rPr>
+        <w:tab/>
+        <w:t xml:space="preserve">Leo sighed and started up the co-op campaign; it was an older shooter. Astrid and he had played it through when they were much younger.</w:t>
+      </w:r>
+    </w:p>
+    <w:p>
+      <w:pPr>
+        <w:ind w:left="0" w:firstLine="0"/>
+        <w:rPr>
+          <w:color w:val="0e101a"/>
+        </w:rPr>
+      </w:pPr>
+      <w:r>
+        <w:rPr>
+          <w:color w:val="0e101a"/>
+          <w:rtl w:val="0"/>
+        </w:rPr>
+        <w:tab/>
+        <w:t xml:space="preserve">Energetic rock music and fantastical alien blasting to fight off a less rational reality.</w:t>
+      </w:r>
+    </w:p>
+    <w:p>
+      <w:pPr>
+        <w:ind w:left="0" w:firstLine="0"/>
+        <w:rPr>
+          <w:color w:val="0e101a"/>
+        </w:rPr>
+      </w:pPr>
+      <w:r>
+        <w:rPr>
+          <w:color w:val="0e101a"/>
+          <w:rtl w:val="0"/>
+        </w:rPr>
+        <w:tab/>
+        <w:t xml:space="preserve">He couldn't see the path that led him and May back to being in sync. They were missing something obvious; they </w:t>
       </w:r>
       <w:r>
         <w:rPr>
           <w:i w:val="1"/>
           <w:iCs w:val="1"/>
-          <w:rtl w:val="0"/>
-        </w:rPr>
-        <w:t xml:space="preserve">Of course I'm alone. You call Cale the idiot and you can't pick up on that simple absolute fact?</w:t>
-      </w:r>
-      <w:r>
-        <w:rPr>
-          <w:rtl w:val="0"/>
-        </w:rPr>
-      </w:r>
-    </w:p>
-    <w:p>
-      <w:pPr>
-        <w:rPr/>
-      </w:pPr>
-      <w:r>
-        <w:rPr>
-          <w:rtl w:val="0"/>
-        </w:rPr>
-      </w:r>
-    </w:p>
-    <w:p>
-      <w:pPr>
-        <w:rPr/>
-      </w:pPr>
-      <w:r>
-        <w:rPr>
-          <w:rtl w:val="0"/>
-        </w:rPr>
-        <w:t xml:space="preserve">  He accepted the new job that night. He wasn't quite sure what made him take the leap, but he knew he would accept the distraction. And the position was in-office, which would give him an excuse to stay out of this damned hollow house until he could move back out.</w:t>
-      </w:r>
-    </w:p>
-    <w:p>
-      <w:pPr>
-        <w:rPr/>
-      </w:pPr>
-      <w:r>
-        <w:rPr>
-          <w:rtl w:val="0"/>
-        </w:rPr>
+          <w:color w:val="0e101a"/>
+          <w:rtl w:val="0"/>
+        </w:rPr>
+        <w:t xml:space="preserve">had </w:t>
+      </w:r>
+      <w:r>
+        <w:rPr>
+          <w:color w:val="0e101a"/>
+          <w:rtl w:val="0"/>
+        </w:rPr>
+        <w:t xml:space="preserve">to be. Other people made this work, people less equipped than they were, right?</w:t>
+      </w:r>
+    </w:p>
+    <w:p>
+      <w:pPr>
+        <w:ind w:left="0" w:firstLine="0"/>
+        <w:rPr>
+          <w:color w:val="0e101a"/>
+        </w:rPr>
+      </w:pPr>
+      <w:r>
+        <w:rPr>
+          <w:color w:val="0e101a"/>
+          <w:rtl w:val="0"/>
+        </w:rPr>
+        <w:tab/>
+        <w:t xml:space="preserve">But it felt like they were slowly running out of lives, and the idea of a game-over screen horrified him.</w:t>
+      </w:r>
+    </w:p>
+    <w:p>
+      <w:pPr>
+        <w:ind w:left="0" w:firstLine="0"/>
+        <w:rPr>
+          <w:color w:val="0e101a"/>
+        </w:rPr>
+      </w:pPr>
+      <w:r>
+        <w:rPr>
+          <w:color w:val="0e101a"/>
+          <w:rtl w:val="0"/>
+        </w:rPr>
+        <w:tab/>
+        <w:t xml:space="preserve">He loved her.</w:t>
+      </w:r>
+    </w:p>
+    <w:p>
+      <w:pPr>
+        <w:ind w:left="0" w:firstLine="0"/>
+        <w:rPr>
+          <w:color w:val="0e101a"/>
+        </w:rPr>
+      </w:pPr>
+      <w:r>
+        <w:rPr>
+          <w:color w:val="0e101a"/>
+          <w:rtl w:val="0"/>
+        </w:rPr>
+        <w:tab/>
+        <w:t xml:space="preserve">"You really think we'll be fine?" Leo asked.</w:t>
+      </w:r>
+    </w:p>
+    <w:p>
+      <w:pPr>
+        <w:ind w:left="0" w:firstLine="0"/>
+        <w:rPr>
+          <w:color w:val="0e101a"/>
+        </w:rPr>
+      </w:pPr>
+      <w:r>
+        <w:rPr>
+          <w:color w:val="0e101a"/>
+          <w:rtl w:val="0"/>
+        </w:rPr>
+        <w:tab/>
+        <w:t xml:space="preserve">"Leo, when you two are together, you are the happiest people I know."</w:t>
+      </w:r>
+    </w:p>
+    <w:p>
+      <w:pPr>
+        <w:ind w:left="0" w:firstLine="0"/>
+        <w:rPr>
+          <w:color w:val="0e101a"/>
+        </w:rPr>
+      </w:pPr>
+      <w:r>
+        <w:rPr>
+          <w:color w:val="0e101a"/>
+          <w:rtl w:val="0"/>
+        </w:rPr>
+        <w:tab/>
+        <w:t xml:space="preserve">How could Leo explain, though...</w:t>
+      </w:r>
+    </w:p>
+    <w:p>
+      <w:pPr>
+        <w:ind w:left="0" w:firstLine="0"/>
+        <w:rPr>
+          <w:color w:val="0e101a"/>
+        </w:rPr>
+      </w:pPr>
+      <w:r>
+        <w:rPr>
+          <w:color w:val="0e101a"/>
+          <w:rtl w:val="0"/>
+        </w:rPr>
+        <w:tab/>
+        <w:t xml:space="preserve">It was one thing when they could keep their arguments contained to specific periods, but the "silent" arguments had become more frequent. They were piling up, and Leo had no way to resolve any of them.</w:t>
+      </w:r>
+    </w:p>
+    <w:p>
+      <w:pPr>
+        <w:ind w:left="0" w:firstLine="0"/>
+        <w:rPr>
+          <w:color w:val="0e101a"/>
+        </w:rPr>
+      </w:pPr>
+      <w:r>
+        <w:rPr>
+          <w:color w:val="0e101a"/>
+          <w:rtl w:val="0"/>
+        </w:rPr>
+        <w:tab/>
+        <w:t xml:space="preserve">They were getting worse. Not better.</w:t>
+      </w:r>
+    </w:p>
+    <w:p>
+      <w:pPr>
+        <w:ind w:left="0" w:firstLine="0"/>
+        <w:rPr>
+          <w:color w:val="0e101a"/>
+        </w:rPr>
+      </w:pPr>
+      <w:r>
+        <w:rPr>
+          <w:color w:val="0e101a"/>
+          <w:rtl w:val="0"/>
+        </w:rPr>
+        <w:tab/>
+        <w:t xml:space="preserve">And it was his fault.</w:t>
+      </w:r>
+    </w:p>
+    <w:p>
+      <w:pPr>
+        <w:ind w:left="0" w:firstLine="0"/>
+        <w:rPr>
+          <w:color w:val="0e101a"/>
+        </w:rPr>
+      </w:pPr>
+      <w:r>
+        <w:rPr>
+          <w:color w:val="0e101a"/>
+          <w:rtl w:val="0"/>
+        </w:rPr>
+        <w:tab/>
+        <w:t xml:space="preserve">Leo squeezed his eyes shut, trying - and failing - to clear his head.</w:t>
+      </w:r>
+    </w:p>
+    <w:p>
+      <w:pPr>
+        <w:ind w:left="0" w:firstLine="0"/>
+        <w:rPr>
+          <w:color w:val="0e101a"/>
+        </w:rPr>
+      </w:pPr>
+      <w:r>
+        <w:rPr>
+          <w:color w:val="0e101a"/>
+          <w:rtl w:val="0"/>
+        </w:rPr>
+        <w:tab/>
+        <w:t xml:space="preserve">Astrid leaned her head against his shoulder.</w:t>
+      </w:r>
+    </w:p>
+    <w:p>
+      <w:pPr>
+        <w:ind w:left="0" w:firstLine="0"/>
+        <w:rPr>
+          <w:color w:val="0e101a"/>
+        </w:rPr>
+      </w:pPr>
+      <w:r>
+        <w:rPr>
+          <w:color w:val="0e101a"/>
+          <w:rtl w:val="0"/>
+        </w:rPr>
+        <w:tab/>
+        <w:t xml:space="preserve">His hands found the familiar rhythm of the game, though the sounds of plasma and explosions never reached his heart.</w:t>
+      </w:r>
+    </w:p>
+    <w:p>
+      <w:pPr>
+        <w:ind w:left="0" w:firstLine="0"/>
+        <w:rPr>
+          <w:color w:val="0e101a"/>
+        </w:rPr>
+      </w:pPr>
+      <w:r>
+        <w:rPr>
+          <w:color w:val="0e101a"/>
+          <w:rtl w:val="0"/>
+        </w:rPr>
+        <w:tab/>
+        <w:t xml:space="preserve">Something dripped off Leo's chin and onto his arm. He looked down at the point of impact, but found nothing. He squeezed his eyes shut but felt no moisture.</w:t>
+      </w:r>
+    </w:p>
+    <w:p>
+      <w:pPr>
+        <w:ind w:left="0" w:firstLine="0"/>
+        <w:rPr>
+          <w:color w:val="0e101a"/>
+        </w:rPr>
+      </w:pPr>
+      <w:r>
+        <w:rPr>
+          <w:color w:val="0e101a"/>
+          <w:rtl w:val="0"/>
+        </w:rPr>
+        <w:tab/>
+        <w:t xml:space="preserve">His face remained dry.</w:t>
+      </w:r>
+    </w:p>
+    <w:p>
+      <w:pPr>
+        <w:ind w:left="0" w:firstLine="0"/>
+        <w:rPr>
+          <w:color w:val="0e101a"/>
+        </w:rPr>
+      </w:pPr>
+      <w:r>
+        <w:rPr>
+          <w:color w:val="0e101a"/>
+          <w:rtl w:val="0"/>
+        </w:rPr>
+        <w:tab/>
+        <w:t xml:space="preserve">What would tears solve, anyway?</w:t>
+      </w:r>
+    </w:p>
+    <w:p>
+      <w:pPr>
+        <w:ind w:left="0" w:firstLine="0"/>
+        <w:rPr>
+          <w:color w:val="0e101a"/>
+        </w:rPr>
+      </w:pPr>
+      <w:r>
+        <w:rPr>
+          <w:color w:val="0e101a"/>
+          <w:rtl w:val="0"/>
+        </w:rPr>
+        <w:tab/>
       </w:r>
     </w:p>
     <w:sectPr>
